--- a/testakten/arbeitszeugnis-analyse-bluehendes-leben/01-sachverhalt-und-offene-punkte.docx
+++ b/testakten/arbeitszeugnis-analyse-bluehendes-leben/01-sachverhalt-und-offene-punkte.docx
@@ -65,7 +65,7 @@
               <w:br/>
               <w:t>Telefon 0251 480 91-0</w:t>
               <w:br/>
-              <w:t>kanzlei@albers-fenneker.example.invalid</w:t>
+              <w:t>kanzlei@albers-fenneker.de</w:t>
             </w:r>
           </w:p>
         </w:tc>
